--- a/notes/Git and GitHub.docx
+++ b/notes/Git and GitHub.docx
@@ -1065,6 +1065,1301 @@
       </w:r>
     </w:p>
     <w:p/>
+    <w:p>
+      <w:pPr>
+        <w:jc w:val="center"/>
+        <w:rPr>
+          <w:b/>
+          <w:bCs/>
+          <w:sz w:val="40"/>
+          <w:szCs w:val="40"/>
+        </w:rPr>
+      </w:pPr>
+      <w:r>
+        <w:rPr>
+          <w:b/>
+          <w:bCs/>
+          <w:sz w:val="40"/>
+          <w:szCs w:val="40"/>
+        </w:rPr>
+        <w:t xml:space="preserve">Git and </w:t>
+      </w:r>
+      <w:proofErr w:type="spellStart"/>
+      <w:r>
+        <w:rPr>
+          <w:b/>
+          <w:bCs/>
+          <w:sz w:val="40"/>
+          <w:szCs w:val="40"/>
+        </w:rPr>
+        <w:t>VSCode</w:t>
+      </w:r>
+      <w:proofErr w:type="spellEnd"/>
+    </w:p>
+    <w:p>
+      <w:r>
+        <w:t xml:space="preserve">Here is a </w:t>
+      </w:r>
+      <w:r>
+        <w:rPr>
+          <w:b/>
+          <w:bCs/>
+        </w:rPr>
+        <w:t>clear beginner-friendly explanation of Git and VS Code working together</w:t>
+      </w:r>
+      <w:r>
+        <w:t>, step by step.</w:t>
+      </w:r>
+    </w:p>
+    <w:p>
+      <w:r>
+        <w:pict w14:anchorId="7C1851E4">
+          <v:rect id="_x0000_i1143" style="width:0;height:1.5pt" o:hralign="center" o:hrstd="t" o:hr="t" fillcolor="#a0a0a0" stroked="f"/>
+        </w:pict>
+      </w:r>
+    </w:p>
+    <w:p>
+      <w:pPr>
+        <w:rPr>
+          <w:b/>
+          <w:bCs/>
+        </w:rPr>
+      </w:pPr>
+      <w:r>
+        <w:rPr>
+          <w:b/>
+          <w:bCs/>
+        </w:rPr>
+        <w:t>What is Git + VS Code?</w:t>
+      </w:r>
+    </w:p>
+    <w:p>
+      <w:pPr>
+        <w:numPr>
+          <w:ilvl w:val="0"/>
+          <w:numId w:val="9"/>
+        </w:numPr>
+      </w:pPr>
+      <w:r>
+        <w:rPr>
+          <w:b/>
+          <w:bCs/>
+        </w:rPr>
+        <w:t>Visual Studio Code (VS Code)</w:t>
+      </w:r>
+      <w:r>
+        <w:t xml:space="preserve"> → Code editor where you write files </w:t>
+      </w:r>
+    </w:p>
+    <w:p>
+      <w:pPr>
+        <w:numPr>
+          <w:ilvl w:val="0"/>
+          <w:numId w:val="9"/>
+        </w:numPr>
+      </w:pPr>
+      <w:r>
+        <w:rPr>
+          <w:b/>
+          <w:bCs/>
+        </w:rPr>
+        <w:t>Git</w:t>
+      </w:r>
+      <w:r>
+        <w:t xml:space="preserve"> → Tracks changes in your code </w:t>
+      </w:r>
+    </w:p>
+    <w:p>
+      <w:pPr>
+        <w:numPr>
+          <w:ilvl w:val="0"/>
+          <w:numId w:val="9"/>
+        </w:numPr>
+      </w:pPr>
+      <w:r>
+        <w:rPr>
+          <w:b/>
+          <w:bCs/>
+        </w:rPr>
+        <w:t>GitHub</w:t>
+      </w:r>
+      <w:r>
+        <w:t xml:space="preserve"> → Stores your Git projects online </w:t>
+      </w:r>
+    </w:p>
+    <w:p>
+      <w:r>
+        <w:t xml:space="preserve">VS Code has </w:t>
+      </w:r>
+      <w:r>
+        <w:rPr>
+          <w:b/>
+          <w:bCs/>
+        </w:rPr>
+        <w:t>Git built-in</w:t>
+      </w:r>
+      <w:r>
+        <w:t>, so you don’t need to type many commands.</w:t>
+      </w:r>
+    </w:p>
+    <w:p>
+      <w:r>
+        <w:pict w14:anchorId="4C0A8765">
+          <v:rect id="_x0000_i1144" style="width:0;height:1.5pt" o:hralign="center" o:hrstd="t" o:hr="t" fillcolor="#a0a0a0" stroked="f"/>
+        </w:pict>
+      </w:r>
+    </w:p>
+    <w:p>
+      <w:pPr>
+        <w:rPr>
+          <w:b/>
+          <w:bCs/>
+        </w:rPr>
+      </w:pPr>
+      <w:r>
+        <w:rPr>
+          <w:b/>
+          <w:bCs/>
+        </w:rPr>
+        <w:t>Simple Mental Model</w:t>
+      </w:r>
+    </w:p>
+    <w:p>
+      <w:r>
+        <w:t>VS Code (write code)</w:t>
+      </w:r>
+      <w:r>
+        <w:br/>
+        <w:t xml:space="preserve">      ↓</w:t>
+      </w:r>
+      <w:r>
+        <w:br/>
+        <w:t>Git (track changes)</w:t>
+      </w:r>
+      <w:r>
+        <w:br/>
+        <w:t xml:space="preserve">      ↓</w:t>
+      </w:r>
+      <w:r>
+        <w:br/>
+        <w:t>GitHub (store &amp; share)</w:t>
+      </w:r>
+    </w:p>
+    <w:p>
+      <w:r>
+        <w:pict w14:anchorId="4AF9195D">
+          <v:rect id="_x0000_i1145" style="width:0;height:1.5pt" o:hralign="center" o:hrstd="t" o:hr="t" fillcolor="#a0a0a0" stroked="f"/>
+        </w:pict>
+      </w:r>
+    </w:p>
+    <w:p>
+      <w:pPr>
+        <w:rPr>
+          <w:b/>
+          <w:bCs/>
+        </w:rPr>
+      </w:pPr>
+      <w:r>
+        <w:rPr>
+          <w:b/>
+          <w:bCs/>
+        </w:rPr>
+        <w:t>Step 1: Open Project in VS Code</w:t>
+      </w:r>
+    </w:p>
+    <w:p>
+      <w:pPr>
+        <w:numPr>
+          <w:ilvl w:val="0"/>
+          <w:numId w:val="10"/>
+        </w:numPr>
+      </w:pPr>
+      <w:r>
+        <w:t xml:space="preserve">Open VS Code </w:t>
+      </w:r>
+    </w:p>
+    <w:p>
+      <w:pPr>
+        <w:numPr>
+          <w:ilvl w:val="0"/>
+          <w:numId w:val="10"/>
+        </w:numPr>
+      </w:pPr>
+      <w:r>
+        <w:t xml:space="preserve">Click </w:t>
+      </w:r>
+      <w:r>
+        <w:rPr>
+          <w:b/>
+          <w:bCs/>
+        </w:rPr>
+        <w:t>File → Open Folder</w:t>
+      </w:r>
+      <w:r>
+        <w:t xml:space="preserve"> </w:t>
+      </w:r>
+    </w:p>
+    <w:p>
+      <w:pPr>
+        <w:numPr>
+          <w:ilvl w:val="0"/>
+          <w:numId w:val="10"/>
+        </w:numPr>
+      </w:pPr>
+      <w:r>
+        <w:lastRenderedPageBreak/>
+        <w:t>Select your project folder</w:t>
+      </w:r>
+      <w:r>
+        <w:br/>
+        <w:t>(example: python-</w:t>
+      </w:r>
+      <w:proofErr w:type="spellStart"/>
+      <w:r>
+        <w:t>mithun</w:t>
+      </w:r>
+      <w:proofErr w:type="spellEnd"/>
+      <w:r>
+        <w:t xml:space="preserve">) </w:t>
+      </w:r>
+    </w:p>
+    <w:p>
+      <w:r>
+        <w:t>Or from terminal:</w:t>
+      </w:r>
+    </w:p>
+    <w:p>
+      <w:proofErr w:type="gramStart"/>
+      <w:r>
+        <w:t>code .</w:t>
+      </w:r>
+      <w:proofErr w:type="gramEnd"/>
+    </w:p>
+    <w:p>
+      <w:r>
+        <w:pict w14:anchorId="514EDF4C">
+          <v:rect id="_x0000_i1146" style="width:0;height:1.5pt" o:hralign="center" o:hrstd="t" o:hr="t" fillcolor="#a0a0a0" stroked="f"/>
+        </w:pict>
+      </w:r>
+    </w:p>
+    <w:p>
+      <w:pPr>
+        <w:rPr>
+          <w:b/>
+          <w:bCs/>
+        </w:rPr>
+      </w:pPr>
+      <w:r>
+        <w:rPr>
+          <w:b/>
+          <w:bCs/>
+        </w:rPr>
+        <w:t>Step 2: Initialize Git in VS Code</w:t>
+      </w:r>
+    </w:p>
+    <w:p>
+      <w:pPr>
+        <w:numPr>
+          <w:ilvl w:val="0"/>
+          <w:numId w:val="11"/>
+        </w:numPr>
+      </w:pPr>
+      <w:r>
+        <w:t xml:space="preserve">Click </w:t>
+      </w:r>
+      <w:r>
+        <w:rPr>
+          <w:b/>
+          <w:bCs/>
+        </w:rPr>
+        <w:t>Source Control</w:t>
+      </w:r>
+      <w:r>
+        <w:t xml:space="preserve"> icon </w:t>
+      </w:r>
+      <w:proofErr w:type="gramStart"/>
+      <w:r>
+        <w:t>(</w:t>
+      </w:r>
+      <w:r>
+        <w:rPr>
+          <w:rFonts w:ascii="Segoe UI Emoji" w:hAnsi="Segoe UI Emoji" w:cs="Segoe UI Emoji"/>
+        </w:rPr>
+        <w:t>🔃</w:t>
+      </w:r>
+      <w:r>
+        <w:t xml:space="preserve"> or</w:t>
+      </w:r>
+      <w:proofErr w:type="gramEnd"/>
+      <w:r>
+        <w:t xml:space="preserve"> branch icon on left) </w:t>
+      </w:r>
+    </w:p>
+    <w:p>
+      <w:pPr>
+        <w:numPr>
+          <w:ilvl w:val="0"/>
+          <w:numId w:val="11"/>
+        </w:numPr>
+      </w:pPr>
+      <w:r>
+        <w:t xml:space="preserve">Click </w:t>
+      </w:r>
+      <w:r>
+        <w:rPr>
+          <w:b/>
+          <w:bCs/>
+        </w:rPr>
+        <w:t>Initialize Repository</w:t>
+      </w:r>
+      <w:r>
+        <w:t xml:space="preserve"> </w:t>
+      </w:r>
+    </w:p>
+    <w:p>
+      <w:r>
+        <w:t xml:space="preserve">VS Code creates </w:t>
+      </w:r>
+      <w:proofErr w:type="gramStart"/>
+      <w:r>
+        <w:t>the .git</w:t>
+      </w:r>
+      <w:proofErr w:type="gramEnd"/>
+      <w:r>
+        <w:t xml:space="preserve"> folder automatically.</w:t>
+      </w:r>
+    </w:p>
+    <w:p>
+      <w:r>
+        <w:pict w14:anchorId="59D950A2">
+          <v:rect id="_x0000_i1147" style="width:0;height:1.5pt" o:hralign="center" o:hrstd="t" o:hr="t" fillcolor="#a0a0a0" stroked="f"/>
+        </w:pict>
+      </w:r>
+    </w:p>
+    <w:p>
+      <w:pPr>
+        <w:rPr>
+          <w:b/>
+          <w:bCs/>
+        </w:rPr>
+      </w:pPr>
+      <w:r>
+        <w:rPr>
+          <w:b/>
+          <w:bCs/>
+        </w:rPr>
+        <w:t>Step 3: Create a File in VS Code</w:t>
+      </w:r>
+    </w:p>
+    <w:p>
+      <w:pPr>
+        <w:rPr>
+          <w:b/>
+          <w:bCs/>
+        </w:rPr>
+      </w:pPr>
+      <w:r>
+        <w:rPr>
+          <w:b/>
+          <w:bCs/>
+        </w:rPr>
+        <w:t>Method 1 (Recommended)</w:t>
+      </w:r>
+    </w:p>
+    <w:p>
+      <w:pPr>
+        <w:numPr>
+          <w:ilvl w:val="0"/>
+          <w:numId w:val="12"/>
+        </w:numPr>
+      </w:pPr>
+      <w:r>
+        <w:t xml:space="preserve">Right-click in Explorer → </w:t>
+      </w:r>
+      <w:r>
+        <w:rPr>
+          <w:b/>
+          <w:bCs/>
+        </w:rPr>
+        <w:t>New File</w:t>
+      </w:r>
+      <w:r>
+        <w:t xml:space="preserve"> </w:t>
+      </w:r>
+    </w:p>
+    <w:p>
+      <w:pPr>
+        <w:numPr>
+          <w:ilvl w:val="0"/>
+          <w:numId w:val="12"/>
+        </w:numPr>
+      </w:pPr>
+      <w:r>
+        <w:t xml:space="preserve">Name it: </w:t>
+      </w:r>
+    </w:p>
+    <w:p>
+      <w:pPr>
+        <w:numPr>
+          <w:ilvl w:val="1"/>
+          <w:numId w:val="12"/>
+        </w:numPr>
+      </w:pPr>
+      <w:r>
+        <w:t xml:space="preserve">index.html </w:t>
+      </w:r>
+    </w:p>
+    <w:p>
+      <w:pPr>
+        <w:numPr>
+          <w:ilvl w:val="1"/>
+          <w:numId w:val="12"/>
+        </w:numPr>
+      </w:pPr>
+      <w:r>
+        <w:t xml:space="preserve">main.py </w:t>
+      </w:r>
+    </w:p>
+    <w:p>
+      <w:pPr>
+        <w:numPr>
+          <w:ilvl w:val="1"/>
+          <w:numId w:val="12"/>
+        </w:numPr>
+      </w:pPr>
+      <w:r>
+        <w:t xml:space="preserve">README.md </w:t>
+      </w:r>
+    </w:p>
+    <w:p>
+      <w:r>
+        <w:t xml:space="preserve">Add content and </w:t>
+      </w:r>
+      <w:r>
+        <w:rPr>
+          <w:b/>
+          <w:bCs/>
+        </w:rPr>
+        <w:t>save</w:t>
+      </w:r>
+      <w:r>
+        <w:t xml:space="preserve"> (Ctrl + S).</w:t>
+      </w:r>
+    </w:p>
+    <w:p>
+      <w:r>
+        <w:pict w14:anchorId="00F73185">
+          <v:rect id="_x0000_i1148" style="width:0;height:1.5pt" o:hralign="center" o:hrstd="t" o:hr="t" fillcolor="#a0a0a0" stroked="f"/>
+        </w:pict>
+      </w:r>
+    </w:p>
+    <w:p>
+      <w:pPr>
+        <w:rPr>
+          <w:b/>
+          <w:bCs/>
+        </w:rPr>
+      </w:pPr>
+      <w:r>
+        <w:rPr>
+          <w:b/>
+          <w:bCs/>
+        </w:rPr>
+        <w:t>Step 4: See Git Changes in VS Code</w:t>
+      </w:r>
+    </w:p>
+    <w:p>
+      <w:r>
+        <w:t>After saving a file:</w:t>
+      </w:r>
+    </w:p>
+    <w:p>
+      <w:pPr>
+        <w:numPr>
+          <w:ilvl w:val="0"/>
+          <w:numId w:val="13"/>
+        </w:numPr>
+      </w:pPr>
+      <w:r>
+        <w:t xml:space="preserve">Go to </w:t>
+      </w:r>
+      <w:r>
+        <w:rPr>
+          <w:b/>
+          <w:bCs/>
+        </w:rPr>
+        <w:t>Source Control</w:t>
+      </w:r>
+      <w:r>
+        <w:t xml:space="preserve"> </w:t>
+      </w:r>
+    </w:p>
+    <w:p>
+      <w:pPr>
+        <w:numPr>
+          <w:ilvl w:val="0"/>
+          <w:numId w:val="13"/>
+        </w:numPr>
+      </w:pPr>
+      <w:r>
+        <w:t xml:space="preserve">You’ll see the file under </w:t>
+      </w:r>
+      <w:r>
+        <w:rPr>
+          <w:b/>
+          <w:bCs/>
+        </w:rPr>
+        <w:t>Changes</w:t>
+      </w:r>
+      <w:r>
+        <w:t xml:space="preserve"> </w:t>
+      </w:r>
+    </w:p>
+    <w:p>
+      <w:r>
+        <w:t>This means Git detected your file.</w:t>
+      </w:r>
+    </w:p>
+    <w:p>
+      <w:r>
+        <w:pict w14:anchorId="2633668D">
+          <v:rect id="_x0000_i1149" style="width:0;height:1.5pt" o:hralign="center" o:hrstd="t" o:hr="t" fillcolor="#a0a0a0" stroked="f"/>
+        </w:pict>
+      </w:r>
+    </w:p>
+    <w:p>
+      <w:pPr>
+        <w:rPr>
+          <w:b/>
+          <w:bCs/>
+        </w:rPr>
+      </w:pPr>
+      <w:r>
+        <w:rPr>
+          <w:b/>
+          <w:bCs/>
+        </w:rPr>
+        <w:br w:type="page"/>
+      </w:r>
+    </w:p>
+    <w:p>
+      <w:pPr>
+        <w:rPr>
+          <w:b/>
+          <w:bCs/>
+        </w:rPr>
+      </w:pPr>
+      <w:r>
+        <w:rPr>
+          <w:b/>
+          <w:bCs/>
+        </w:rPr>
+        <w:lastRenderedPageBreak/>
+        <w:t>Step 5: Commit Using VS Code (No Terminal)</w:t>
+      </w:r>
+    </w:p>
+    <w:p>
+      <w:pPr>
+        <w:numPr>
+          <w:ilvl w:val="0"/>
+          <w:numId w:val="14"/>
+        </w:numPr>
+      </w:pPr>
+      <w:r>
+        <w:t xml:space="preserve">In </w:t>
+      </w:r>
+      <w:r>
+        <w:rPr>
+          <w:b/>
+          <w:bCs/>
+        </w:rPr>
+        <w:t>Source Control</w:t>
+      </w:r>
+      <w:r>
+        <w:t xml:space="preserve"> </w:t>
+      </w:r>
+    </w:p>
+    <w:p>
+      <w:pPr>
+        <w:numPr>
+          <w:ilvl w:val="0"/>
+          <w:numId w:val="14"/>
+        </w:numPr>
+      </w:pPr>
+      <w:r>
+        <w:t>Type a message:</w:t>
+      </w:r>
+    </w:p>
+    <w:p>
+      <w:r>
+        <w:t>Initial commit</w:t>
+      </w:r>
+    </w:p>
+    <w:p>
+      <w:pPr>
+        <w:numPr>
+          <w:ilvl w:val="0"/>
+          <w:numId w:val="14"/>
+        </w:numPr>
+      </w:pPr>
+      <w:proofErr w:type="gramStart"/>
+      <w:r>
+        <w:t xml:space="preserve">Click </w:t>
+      </w:r>
+      <w:r>
+        <w:rPr>
+          <w:b/>
+          <w:bCs/>
+        </w:rPr>
+        <w:t xml:space="preserve"> Commit</w:t>
+      </w:r>
+      <w:proofErr w:type="gramEnd"/>
+      <w:r>
+        <w:t xml:space="preserve"> </w:t>
+      </w:r>
+    </w:p>
+    <w:p>
+      <w:r>
+        <w:t>Your changes are saved in Git.</w:t>
+      </w:r>
+    </w:p>
+    <w:p>
+      <w:r>
+        <w:pict w14:anchorId="1CF201A6">
+          <v:rect id="_x0000_i1150" style="width:0;height:1.5pt" o:hralign="center" o:hrstd="t" o:hr="t" fillcolor="#a0a0a0" stroked="f"/>
+        </w:pict>
+      </w:r>
+    </w:p>
+    <w:p>
+      <w:pPr>
+        <w:rPr>
+          <w:b/>
+          <w:bCs/>
+        </w:rPr>
+      </w:pPr>
+      <w:r>
+        <w:rPr>
+          <w:b/>
+          <w:bCs/>
+        </w:rPr>
+        <w:t>Step 6: Connect to GitHub from VS Code</w:t>
+      </w:r>
+    </w:p>
+    <w:p>
+      <w:pPr>
+        <w:rPr>
+          <w:b/>
+          <w:bCs/>
+        </w:rPr>
+      </w:pPr>
+      <w:r>
+        <w:rPr>
+          <w:b/>
+          <w:bCs/>
+        </w:rPr>
+        <w:t>Option A: Publish to GitHub (Easiest)</w:t>
+      </w:r>
+    </w:p>
+    <w:p>
+      <w:pPr>
+        <w:numPr>
+          <w:ilvl w:val="0"/>
+          <w:numId w:val="15"/>
+        </w:numPr>
+      </w:pPr>
+      <w:r>
+        <w:t xml:space="preserve">In Source Control → Click </w:t>
+      </w:r>
+      <w:r>
+        <w:rPr>
+          <w:b/>
+          <w:bCs/>
+        </w:rPr>
+        <w:t>Publish Branch</w:t>
+      </w:r>
+      <w:r>
+        <w:t xml:space="preserve"> </w:t>
+      </w:r>
+    </w:p>
+    <w:p>
+      <w:pPr>
+        <w:numPr>
+          <w:ilvl w:val="0"/>
+          <w:numId w:val="15"/>
+        </w:numPr>
+      </w:pPr>
+      <w:r>
+        <w:t xml:space="preserve">Login to GitHub (one-time) </w:t>
+      </w:r>
+    </w:p>
+    <w:p>
+      <w:pPr>
+        <w:numPr>
+          <w:ilvl w:val="0"/>
+          <w:numId w:val="15"/>
+        </w:numPr>
+      </w:pPr>
+      <w:r>
+        <w:t xml:space="preserve">Choose </w:t>
+      </w:r>
+      <w:r>
+        <w:rPr>
+          <w:b/>
+          <w:bCs/>
+        </w:rPr>
+        <w:t>Public</w:t>
+      </w:r>
+      <w:r>
+        <w:t xml:space="preserve"> or </w:t>
+      </w:r>
+      <w:r>
+        <w:rPr>
+          <w:b/>
+          <w:bCs/>
+        </w:rPr>
+        <w:t>Private</w:t>
+      </w:r>
+      <w:r>
+        <w:t xml:space="preserve"> </w:t>
+      </w:r>
+    </w:p>
+    <w:p>
+      <w:r>
+        <w:t>Your project is now on GitHub.</w:t>
+      </w:r>
+    </w:p>
+    <w:p>
+      <w:r>
+        <w:pict w14:anchorId="0B35F4CB">
+          <v:rect id="_x0000_i1151" style="width:0;height:1.5pt" o:hralign="center" o:hrstd="t" o:hr="t" fillcolor="#a0a0a0" stroked="f"/>
+        </w:pict>
+      </w:r>
+    </w:p>
+    <w:p>
+      <w:pPr>
+        <w:rPr>
+          <w:b/>
+          <w:bCs/>
+        </w:rPr>
+      </w:pPr>
+      <w:r>
+        <w:rPr>
+          <w:b/>
+          <w:bCs/>
+        </w:rPr>
+        <w:t>Option B: Use Existing GitHub Repo</w:t>
+      </w:r>
+    </w:p>
+    <w:p>
+      <w:r>
+        <w:t>If repo already exists:</w:t>
+      </w:r>
+    </w:p>
+    <w:p>
+      <w:r>
+        <w:t>git remote add origin https://github.com/USERNAME/REPO.git</w:t>
+      </w:r>
+      <w:r>
+        <w:br/>
+        <w:t>git branch -M main</w:t>
+      </w:r>
+      <w:r>
+        <w:br/>
+        <w:t>git push -u origin main</w:t>
+      </w:r>
+    </w:p>
+    <w:p>
+      <w:r>
+        <w:t>(You can run this inside VS Code Terminal)</w:t>
+      </w:r>
+    </w:p>
+    <w:p>
+      <w:r>
+        <w:pict w14:anchorId="2FFCC369">
+          <v:rect id="_x0000_i1152" style="width:0;height:1.5pt" o:hralign="center" o:hrstd="t" o:hr="t" fillcolor="#a0a0a0" stroked="f"/>
+        </w:pict>
+      </w:r>
+    </w:p>
+    <w:p>
+      <w:pPr>
+        <w:rPr>
+          <w:b/>
+          <w:bCs/>
+        </w:rPr>
+      </w:pPr>
+      <w:r>
+        <w:rPr>
+          <w:b/>
+          <w:bCs/>
+        </w:rPr>
+        <w:t>Step 7: Daily Workflow (Very Important)</w:t>
+      </w:r>
+    </w:p>
+    <w:p>
+      <w:pPr>
+        <w:rPr>
+          <w:b/>
+          <w:bCs/>
+        </w:rPr>
+      </w:pPr>
+      <w:r>
+        <w:rPr>
+          <w:b/>
+          <w:bCs/>
+        </w:rPr>
+        <w:t>In VS Code:</w:t>
+      </w:r>
+    </w:p>
+    <w:p>
+      <w:pPr>
+        <w:numPr>
+          <w:ilvl w:val="0"/>
+          <w:numId w:val="16"/>
+        </w:numPr>
+      </w:pPr>
+      <w:r>
+        <w:t xml:space="preserve">Edit file </w:t>
+      </w:r>
+    </w:p>
+    <w:p>
+      <w:pPr>
+        <w:numPr>
+          <w:ilvl w:val="0"/>
+          <w:numId w:val="16"/>
+        </w:numPr>
+      </w:pPr>
+      <w:r>
+        <w:t xml:space="preserve">Save </w:t>
+      </w:r>
+    </w:p>
+    <w:p>
+      <w:pPr>
+        <w:numPr>
+          <w:ilvl w:val="0"/>
+          <w:numId w:val="16"/>
+        </w:numPr>
+      </w:pPr>
+      <w:r>
+        <w:t xml:space="preserve">Source Control → Commit </w:t>
+      </w:r>
+    </w:p>
+    <w:p>
+      <w:pPr>
+        <w:numPr>
+          <w:ilvl w:val="0"/>
+          <w:numId w:val="16"/>
+        </w:numPr>
+      </w:pPr>
+      <w:r>
+        <w:t xml:space="preserve">Click </w:t>
+      </w:r>
+      <w:r>
+        <w:rPr>
+          <w:b/>
+          <w:bCs/>
+        </w:rPr>
+        <w:t>Sync Changes</w:t>
+      </w:r>
+      <w:r>
+        <w:t xml:space="preserve"> </w:t>
+      </w:r>
+    </w:p>
+    <w:p>
+      <w:r>
+        <w:lastRenderedPageBreak/>
+        <w:t>That’s it. No complex commands.</w:t>
+      </w:r>
+    </w:p>
+    <w:p>
+      <w:r>
+        <w:pict w14:anchorId="0EE1630F">
+          <v:rect id="_x0000_i1153" style="width:0;height:1.5pt" o:hralign="center" o:hrstd="t" o:hr="t" fillcolor="#a0a0a0" stroked="f"/>
+        </w:pict>
+      </w:r>
+    </w:p>
+    <w:p>
+      <w:pPr>
+        <w:rPr>
+          <w:b/>
+          <w:bCs/>
+        </w:rPr>
+      </w:pPr>
+      <w:r>
+        <w:rPr>
+          <w:b/>
+          <w:bCs/>
+        </w:rPr>
+        <w:t>What Each Button Means in VS Code</w:t>
+      </w:r>
+    </w:p>
+    <w:tbl>
+      <w:tblPr>
+        <w:tblW w:w="0" w:type="auto"/>
+        <w:tblCellSpacing w:w="15" w:type="dxa"/>
+        <w:tblBorders>
+          <w:top w:val="single" w:sz="4" w:space="0" w:color="auto"/>
+          <w:left w:val="single" w:sz="4" w:space="0" w:color="auto"/>
+          <w:bottom w:val="single" w:sz="4" w:space="0" w:color="auto"/>
+          <w:right w:val="single" w:sz="4" w:space="0" w:color="auto"/>
+          <w:insideH w:val="single" w:sz="4" w:space="0" w:color="auto"/>
+          <w:insideV w:val="single" w:sz="4" w:space="0" w:color="auto"/>
+        </w:tblBorders>
+        <w:tblCellMar>
+          <w:top w:w="15" w:type="dxa"/>
+          <w:left w:w="15" w:type="dxa"/>
+          <w:bottom w:w="15" w:type="dxa"/>
+          <w:right w:w="15" w:type="dxa"/>
+        </w:tblCellMar>
+        <w:tblLook w:val="04A0" w:firstRow="1" w:lastRow="0" w:firstColumn="1" w:lastColumn="0" w:noHBand="0" w:noVBand="1"/>
+      </w:tblPr>
+      <w:tblGrid>
+        <w:gridCol w:w="2117"/>
+        <w:gridCol w:w="1826"/>
+      </w:tblGrid>
+      <w:tr>
+        <w:trPr>
+          <w:tblHeader/>
+          <w:tblCellSpacing w:w="15" w:type="dxa"/>
+        </w:trPr>
+        <w:tc>
+          <w:tcPr>
+            <w:tcW w:w="0" w:type="auto"/>
+            <w:vAlign w:val="center"/>
+            <w:hideMark/>
+          </w:tcPr>
+          <w:p>
+            <w:pPr>
+              <w:rPr>
+                <w:b/>
+                <w:bCs/>
+              </w:rPr>
+            </w:pPr>
+            <w:r>
+              <w:rPr>
+                <w:b/>
+                <w:bCs/>
+              </w:rPr>
+              <w:t>VS Code Action</w:t>
+            </w:r>
+          </w:p>
+        </w:tc>
+        <w:tc>
+          <w:tcPr>
+            <w:tcW w:w="0" w:type="auto"/>
+            <w:vAlign w:val="center"/>
+            <w:hideMark/>
+          </w:tcPr>
+          <w:p>
+            <w:pPr>
+              <w:rPr>
+                <w:b/>
+                <w:bCs/>
+              </w:rPr>
+            </w:pPr>
+            <w:r>
+              <w:rPr>
+                <w:b/>
+                <w:bCs/>
+              </w:rPr>
+              <w:t>Git Meaning</w:t>
+            </w:r>
+          </w:p>
+        </w:tc>
+      </w:tr>
+      <w:tr>
+        <w:trPr>
+          <w:tblCellSpacing w:w="15" w:type="dxa"/>
+        </w:trPr>
+        <w:tc>
+          <w:tcPr>
+            <w:tcW w:w="0" w:type="auto"/>
+            <w:vAlign w:val="center"/>
+            <w:hideMark/>
+          </w:tcPr>
+          <w:p>
+            <w:r>
+              <w:t>Initialize Repository</w:t>
+            </w:r>
+          </w:p>
+        </w:tc>
+        <w:tc>
+          <w:tcPr>
+            <w:tcW w:w="0" w:type="auto"/>
+            <w:vAlign w:val="center"/>
+            <w:hideMark/>
+          </w:tcPr>
+          <w:p>
+            <w:r>
+              <w:t xml:space="preserve">git </w:t>
+            </w:r>
+            <w:proofErr w:type="spellStart"/>
+            <w:r>
+              <w:t>init</w:t>
+            </w:r>
+            <w:proofErr w:type="spellEnd"/>
+          </w:p>
+        </w:tc>
+      </w:tr>
+      <w:tr>
+        <w:trPr>
+          <w:tblCellSpacing w:w="15" w:type="dxa"/>
+        </w:trPr>
+        <w:tc>
+          <w:tcPr>
+            <w:tcW w:w="0" w:type="auto"/>
+            <w:vAlign w:val="center"/>
+            <w:hideMark/>
+          </w:tcPr>
+          <w:p>
+            <w:r>
+              <w:t>Changes</w:t>
+            </w:r>
+          </w:p>
+        </w:tc>
+        <w:tc>
+          <w:tcPr>
+            <w:tcW w:w="0" w:type="auto"/>
+            <w:vAlign w:val="center"/>
+            <w:hideMark/>
+          </w:tcPr>
+          <w:p>
+            <w:r>
+              <w:t>Modified files</w:t>
+            </w:r>
+          </w:p>
+        </w:tc>
+      </w:tr>
+      <w:tr>
+        <w:trPr>
+          <w:tblCellSpacing w:w="15" w:type="dxa"/>
+        </w:trPr>
+        <w:tc>
+          <w:tcPr>
+            <w:tcW w:w="0" w:type="auto"/>
+            <w:vAlign w:val="center"/>
+            <w:hideMark/>
+          </w:tcPr>
+          <w:p>
+            <w:r>
+              <w:t>+ (Stage)</w:t>
+            </w:r>
+          </w:p>
+        </w:tc>
+        <w:tc>
+          <w:tcPr>
+            <w:tcW w:w="0" w:type="auto"/>
+            <w:vAlign w:val="center"/>
+            <w:hideMark/>
+          </w:tcPr>
+          <w:p>
+            <w:r>
+              <w:t>git add</w:t>
+            </w:r>
+          </w:p>
+        </w:tc>
+      </w:tr>
+      <w:tr>
+        <w:trPr>
+          <w:tblCellSpacing w:w="15" w:type="dxa"/>
+        </w:trPr>
+        <w:tc>
+          <w:tcPr>
+            <w:tcW w:w="0" w:type="auto"/>
+            <w:vAlign w:val="center"/>
+            <w:hideMark/>
+          </w:tcPr>
+          <w:p>
+            <w:r>
+              <w:t>✓ Commit</w:t>
+            </w:r>
+          </w:p>
+        </w:tc>
+        <w:tc>
+          <w:tcPr>
+            <w:tcW w:w="0" w:type="auto"/>
+            <w:vAlign w:val="center"/>
+            <w:hideMark/>
+          </w:tcPr>
+          <w:p>
+            <w:r>
+              <w:t>git commit</w:t>
+            </w:r>
+          </w:p>
+        </w:tc>
+      </w:tr>
+      <w:tr>
+        <w:trPr>
+          <w:tblCellSpacing w:w="15" w:type="dxa"/>
+        </w:trPr>
+        <w:tc>
+          <w:tcPr>
+            <w:tcW w:w="0" w:type="auto"/>
+            <w:vAlign w:val="center"/>
+            <w:hideMark/>
+          </w:tcPr>
+          <w:p>
+            <w:r>
+              <w:t>Sync</w:t>
+            </w:r>
+          </w:p>
+        </w:tc>
+        <w:tc>
+          <w:tcPr>
+            <w:tcW w:w="0" w:type="auto"/>
+            <w:vAlign w:val="center"/>
+            <w:hideMark/>
+          </w:tcPr>
+          <w:p>
+            <w:r>
+              <w:t>git push + git pull</w:t>
+            </w:r>
+          </w:p>
+        </w:tc>
+      </w:tr>
+    </w:tbl>
+    <w:p>
+      <w:r>
+        <w:pict w14:anchorId="77A1F25A">
+          <v:rect id="_x0000_i1154" style="width:0;height:1.5pt" o:hralign="center" o:hrstd="t" o:hr="t" fillcolor="#a0a0a0" stroked="f"/>
+        </w:pict>
+      </w:r>
+    </w:p>
+    <w:p>
+      <w:pPr>
+        <w:rPr>
+          <w:b/>
+          <w:bCs/>
+        </w:rPr>
+      </w:pPr>
+      <w:r>
+        <w:rPr>
+          <w:b/>
+          <w:bCs/>
+        </w:rPr>
+        <w:t>Common Beginner Mistakes</w:t>
+      </w:r>
+    </w:p>
+    <w:p>
+      <w:r>
+        <w:t xml:space="preserve">Forgetting to </w:t>
+      </w:r>
+      <w:r>
+        <w:rPr>
+          <w:b/>
+          <w:bCs/>
+        </w:rPr>
+        <w:t>save</w:t>
+      </w:r>
+      <w:r>
+        <w:t xml:space="preserve"> file</w:t>
+      </w:r>
+      <w:r>
+        <w:br/>
+        <w:t xml:space="preserve">Forgetting to </w:t>
+      </w:r>
+      <w:r>
+        <w:rPr>
+          <w:b/>
+          <w:bCs/>
+        </w:rPr>
+        <w:t>commit</w:t>
+      </w:r>
+      <w:r>
+        <w:br/>
+        <w:t>Trying to push without commit</w:t>
+      </w:r>
+      <w:r>
+        <w:br/>
+        <w:t>Opening wrong folder in VS Code</w:t>
+      </w:r>
+    </w:p>
+    <w:p>
+      <w:r>
+        <w:pict w14:anchorId="1ADB5C39">
+          <v:rect id="_x0000_i1155" style="width:0;height:1.5pt" o:hralign="center" o:hrstd="t" o:hr="t" fillcolor="#a0a0a0" stroked="f"/>
+        </w:pict>
+      </w:r>
+    </w:p>
+    <w:p>
+      <w:pPr>
+        <w:rPr>
+          <w:b/>
+          <w:bCs/>
+        </w:rPr>
+      </w:pPr>
+      <w:r>
+        <w:rPr>
+          <w:b/>
+          <w:bCs/>
+        </w:rPr>
+        <w:t>Recommended Setup (Best Practice)</w:t>
+      </w:r>
+    </w:p>
+    <w:p>
+      <w:pPr>
+        <w:numPr>
+          <w:ilvl w:val="0"/>
+          <w:numId w:val="17"/>
+        </w:numPr>
+      </w:pPr>
+      <w:r>
+        <w:t xml:space="preserve">Use </w:t>
+      </w:r>
+      <w:r>
+        <w:rPr>
+          <w:b/>
+          <w:bCs/>
+        </w:rPr>
+        <w:t>VS Code</w:t>
+      </w:r>
+      <w:r>
+        <w:t xml:space="preserve"> for: </w:t>
+      </w:r>
+    </w:p>
+    <w:p>
+      <w:pPr>
+        <w:numPr>
+          <w:ilvl w:val="1"/>
+          <w:numId w:val="17"/>
+        </w:numPr>
+      </w:pPr>
+      <w:r>
+        <w:t xml:space="preserve">Creating files </w:t>
+      </w:r>
+    </w:p>
+    <w:p>
+      <w:pPr>
+        <w:numPr>
+          <w:ilvl w:val="1"/>
+          <w:numId w:val="17"/>
+        </w:numPr>
+      </w:pPr>
+      <w:r>
+        <w:t xml:space="preserve">Committing changes </w:t>
+      </w:r>
+    </w:p>
+    <w:p>
+      <w:pPr>
+        <w:numPr>
+          <w:ilvl w:val="0"/>
+          <w:numId w:val="17"/>
+        </w:numPr>
+      </w:pPr>
+      <w:r>
+        <w:t xml:space="preserve">Use </w:t>
+      </w:r>
+      <w:r>
+        <w:rPr>
+          <w:b/>
+          <w:bCs/>
+        </w:rPr>
+        <w:t>Terminal</w:t>
+      </w:r>
+      <w:r>
+        <w:t xml:space="preserve"> only when needed</w:t>
+      </w:r>
+    </w:p>
+    <w:p/>
     <w:sectPr>
       <w:pgSz w:w="12240" w:h="15840"/>
       <w:pgMar w:top="1440" w:right="1440" w:bottom="1440" w:left="1440" w:header="720" w:footer="720" w:gutter="0"/>
@@ -1376,6 +2671,417 @@
     </w:lvl>
   </w:abstractNum>
   <w:abstractNum w:abstractNumId="2" w15:restartNumberingAfterBreak="0">
+    <w:nsid w:val="28841B4C"/>
+    <w:multiLevelType w:val="multilevel"/>
+    <w:tmpl w:val="B30A110E"/>
+    <w:lvl w:ilvl="0">
+      <w:start w:val="1"/>
+      <w:numFmt w:val="decimal"/>
+      <w:lvlText w:val="%1."/>
+      <w:lvlJc w:val="left"/>
+      <w:pPr>
+        <w:tabs>
+          <w:tab w:val="num" w:pos="720"/>
+        </w:tabs>
+        <w:ind w:left="720" w:hanging="360"/>
+      </w:pPr>
+    </w:lvl>
+    <w:lvl w:ilvl="1" w:tentative="1">
+      <w:start w:val="1"/>
+      <w:numFmt w:val="decimal"/>
+      <w:lvlText w:val="%2."/>
+      <w:lvlJc w:val="left"/>
+      <w:pPr>
+        <w:tabs>
+          <w:tab w:val="num" w:pos="1440"/>
+        </w:tabs>
+        <w:ind w:left="1440" w:hanging="360"/>
+      </w:pPr>
+    </w:lvl>
+    <w:lvl w:ilvl="2" w:tentative="1">
+      <w:start w:val="1"/>
+      <w:numFmt w:val="decimal"/>
+      <w:lvlText w:val="%3."/>
+      <w:lvlJc w:val="left"/>
+      <w:pPr>
+        <w:tabs>
+          <w:tab w:val="num" w:pos="2160"/>
+        </w:tabs>
+        <w:ind w:left="2160" w:hanging="360"/>
+      </w:pPr>
+    </w:lvl>
+    <w:lvl w:ilvl="3" w:tentative="1">
+      <w:start w:val="1"/>
+      <w:numFmt w:val="decimal"/>
+      <w:lvlText w:val="%4."/>
+      <w:lvlJc w:val="left"/>
+      <w:pPr>
+        <w:tabs>
+          <w:tab w:val="num" w:pos="2880"/>
+        </w:tabs>
+        <w:ind w:left="2880" w:hanging="360"/>
+      </w:pPr>
+    </w:lvl>
+    <w:lvl w:ilvl="4" w:tentative="1">
+      <w:start w:val="1"/>
+      <w:numFmt w:val="decimal"/>
+      <w:lvlText w:val="%5."/>
+      <w:lvlJc w:val="left"/>
+      <w:pPr>
+        <w:tabs>
+          <w:tab w:val="num" w:pos="3600"/>
+        </w:tabs>
+        <w:ind w:left="3600" w:hanging="360"/>
+      </w:pPr>
+    </w:lvl>
+    <w:lvl w:ilvl="5" w:tentative="1">
+      <w:start w:val="1"/>
+      <w:numFmt w:val="decimal"/>
+      <w:lvlText w:val="%6."/>
+      <w:lvlJc w:val="left"/>
+      <w:pPr>
+        <w:tabs>
+          <w:tab w:val="num" w:pos="4320"/>
+        </w:tabs>
+        <w:ind w:left="4320" w:hanging="360"/>
+      </w:pPr>
+    </w:lvl>
+    <w:lvl w:ilvl="6" w:tentative="1">
+      <w:start w:val="1"/>
+      <w:numFmt w:val="decimal"/>
+      <w:lvlText w:val="%7."/>
+      <w:lvlJc w:val="left"/>
+      <w:pPr>
+        <w:tabs>
+          <w:tab w:val="num" w:pos="5040"/>
+        </w:tabs>
+        <w:ind w:left="5040" w:hanging="360"/>
+      </w:pPr>
+    </w:lvl>
+    <w:lvl w:ilvl="7" w:tentative="1">
+      <w:start w:val="1"/>
+      <w:numFmt w:val="decimal"/>
+      <w:lvlText w:val="%8."/>
+      <w:lvlJc w:val="left"/>
+      <w:pPr>
+        <w:tabs>
+          <w:tab w:val="num" w:pos="5760"/>
+        </w:tabs>
+        <w:ind w:left="5760" w:hanging="360"/>
+      </w:pPr>
+    </w:lvl>
+    <w:lvl w:ilvl="8" w:tentative="1">
+      <w:start w:val="1"/>
+      <w:numFmt w:val="decimal"/>
+      <w:lvlText w:val="%9."/>
+      <w:lvlJc w:val="left"/>
+      <w:pPr>
+        <w:tabs>
+          <w:tab w:val="num" w:pos="6480"/>
+        </w:tabs>
+        <w:ind w:left="6480" w:hanging="360"/>
+      </w:pPr>
+    </w:lvl>
+  </w:abstractNum>
+  <w:abstractNum w:abstractNumId="3" w15:restartNumberingAfterBreak="0">
+    <w:nsid w:val="2E390B23"/>
+    <w:multiLevelType w:val="multilevel"/>
+    <w:tmpl w:val="DF66072A"/>
+    <w:lvl w:ilvl="0">
+      <w:start w:val="1"/>
+      <w:numFmt w:val="bullet"/>
+      <w:lvlText w:val=""/>
+      <w:lvlJc w:val="left"/>
+      <w:pPr>
+        <w:tabs>
+          <w:tab w:val="num" w:pos="720"/>
+        </w:tabs>
+        <w:ind w:left="720" w:hanging="360"/>
+      </w:pPr>
+      <w:rPr>
+        <w:rFonts w:ascii="Symbol" w:hAnsi="Symbol" w:hint="default"/>
+        <w:sz w:val="20"/>
+      </w:rPr>
+    </w:lvl>
+    <w:lvl w:ilvl="1">
+      <w:start w:val="1"/>
+      <w:numFmt w:val="bullet"/>
+      <w:lvlText w:val="o"/>
+      <w:lvlJc w:val="left"/>
+      <w:pPr>
+        <w:tabs>
+          <w:tab w:val="num" w:pos="1440"/>
+        </w:tabs>
+        <w:ind w:left="1440" w:hanging="360"/>
+      </w:pPr>
+      <w:rPr>
+        <w:rFonts w:ascii="Courier New" w:hAnsi="Courier New" w:hint="default"/>
+        <w:sz w:val="20"/>
+      </w:rPr>
+    </w:lvl>
+    <w:lvl w:ilvl="2" w:tentative="1">
+      <w:start w:val="1"/>
+      <w:numFmt w:val="bullet"/>
+      <w:lvlText w:val=""/>
+      <w:lvlJc w:val="left"/>
+      <w:pPr>
+        <w:tabs>
+          <w:tab w:val="num" w:pos="2160"/>
+        </w:tabs>
+        <w:ind w:left="2160" w:hanging="360"/>
+      </w:pPr>
+      <w:rPr>
+        <w:rFonts w:ascii="Wingdings" w:hAnsi="Wingdings" w:hint="default"/>
+        <w:sz w:val="20"/>
+      </w:rPr>
+    </w:lvl>
+    <w:lvl w:ilvl="3" w:tentative="1">
+      <w:start w:val="1"/>
+      <w:numFmt w:val="bullet"/>
+      <w:lvlText w:val=""/>
+      <w:lvlJc w:val="left"/>
+      <w:pPr>
+        <w:tabs>
+          <w:tab w:val="num" w:pos="2880"/>
+        </w:tabs>
+        <w:ind w:left="2880" w:hanging="360"/>
+      </w:pPr>
+      <w:rPr>
+        <w:rFonts w:ascii="Wingdings" w:hAnsi="Wingdings" w:hint="default"/>
+        <w:sz w:val="20"/>
+      </w:rPr>
+    </w:lvl>
+    <w:lvl w:ilvl="4" w:tentative="1">
+      <w:start w:val="1"/>
+      <w:numFmt w:val="bullet"/>
+      <w:lvlText w:val=""/>
+      <w:lvlJc w:val="left"/>
+      <w:pPr>
+        <w:tabs>
+          <w:tab w:val="num" w:pos="3600"/>
+        </w:tabs>
+        <w:ind w:left="3600" w:hanging="360"/>
+      </w:pPr>
+      <w:rPr>
+        <w:rFonts w:ascii="Wingdings" w:hAnsi="Wingdings" w:hint="default"/>
+        <w:sz w:val="20"/>
+      </w:rPr>
+    </w:lvl>
+    <w:lvl w:ilvl="5" w:tentative="1">
+      <w:start w:val="1"/>
+      <w:numFmt w:val="bullet"/>
+      <w:lvlText w:val=""/>
+      <w:lvlJc w:val="left"/>
+      <w:pPr>
+        <w:tabs>
+          <w:tab w:val="num" w:pos="4320"/>
+        </w:tabs>
+        <w:ind w:left="4320" w:hanging="360"/>
+      </w:pPr>
+      <w:rPr>
+        <w:rFonts w:ascii="Wingdings" w:hAnsi="Wingdings" w:hint="default"/>
+        <w:sz w:val="20"/>
+      </w:rPr>
+    </w:lvl>
+    <w:lvl w:ilvl="6" w:tentative="1">
+      <w:start w:val="1"/>
+      <w:numFmt w:val="bullet"/>
+      <w:lvlText w:val=""/>
+      <w:lvlJc w:val="left"/>
+      <w:pPr>
+        <w:tabs>
+          <w:tab w:val="num" w:pos="5040"/>
+        </w:tabs>
+        <w:ind w:left="5040" w:hanging="360"/>
+      </w:pPr>
+      <w:rPr>
+        <w:rFonts w:ascii="Wingdings" w:hAnsi="Wingdings" w:hint="default"/>
+        <w:sz w:val="20"/>
+      </w:rPr>
+    </w:lvl>
+    <w:lvl w:ilvl="7" w:tentative="1">
+      <w:start w:val="1"/>
+      <w:numFmt w:val="bullet"/>
+      <w:lvlText w:val=""/>
+      <w:lvlJc w:val="left"/>
+      <w:pPr>
+        <w:tabs>
+          <w:tab w:val="num" w:pos="5760"/>
+        </w:tabs>
+        <w:ind w:left="5760" w:hanging="360"/>
+      </w:pPr>
+      <w:rPr>
+        <w:rFonts w:ascii="Wingdings" w:hAnsi="Wingdings" w:hint="default"/>
+        <w:sz w:val="20"/>
+      </w:rPr>
+    </w:lvl>
+    <w:lvl w:ilvl="8" w:tentative="1">
+      <w:start w:val="1"/>
+      <w:numFmt w:val="bullet"/>
+      <w:lvlText w:val=""/>
+      <w:lvlJc w:val="left"/>
+      <w:pPr>
+        <w:tabs>
+          <w:tab w:val="num" w:pos="6480"/>
+        </w:tabs>
+        <w:ind w:left="6480" w:hanging="360"/>
+      </w:pPr>
+      <w:rPr>
+        <w:rFonts w:ascii="Wingdings" w:hAnsi="Wingdings" w:hint="default"/>
+        <w:sz w:val="20"/>
+      </w:rPr>
+    </w:lvl>
+  </w:abstractNum>
+  <w:abstractNum w:abstractNumId="4" w15:restartNumberingAfterBreak="0">
+    <w:nsid w:val="336F6453"/>
+    <w:multiLevelType w:val="multilevel"/>
+    <w:tmpl w:val="35B497E2"/>
+    <w:lvl w:ilvl="0">
+      <w:start w:val="1"/>
+      <w:numFmt w:val="bullet"/>
+      <w:lvlText w:val=""/>
+      <w:lvlJc w:val="left"/>
+      <w:pPr>
+        <w:tabs>
+          <w:tab w:val="num" w:pos="720"/>
+        </w:tabs>
+        <w:ind w:left="720" w:hanging="360"/>
+      </w:pPr>
+      <w:rPr>
+        <w:rFonts w:ascii="Symbol" w:hAnsi="Symbol" w:hint="default"/>
+        <w:sz w:val="20"/>
+      </w:rPr>
+    </w:lvl>
+    <w:lvl w:ilvl="1">
+      <w:start w:val="1"/>
+      <w:numFmt w:val="bullet"/>
+      <w:lvlText w:val="o"/>
+      <w:lvlJc w:val="left"/>
+      <w:pPr>
+        <w:tabs>
+          <w:tab w:val="num" w:pos="1440"/>
+        </w:tabs>
+        <w:ind w:left="1440" w:hanging="360"/>
+      </w:pPr>
+      <w:rPr>
+        <w:rFonts w:ascii="Courier New" w:hAnsi="Courier New" w:hint="default"/>
+        <w:sz w:val="20"/>
+      </w:rPr>
+    </w:lvl>
+    <w:lvl w:ilvl="2" w:tentative="1">
+      <w:start w:val="1"/>
+      <w:numFmt w:val="bullet"/>
+      <w:lvlText w:val=""/>
+      <w:lvlJc w:val="left"/>
+      <w:pPr>
+        <w:tabs>
+          <w:tab w:val="num" w:pos="2160"/>
+        </w:tabs>
+        <w:ind w:left="2160" w:hanging="360"/>
+      </w:pPr>
+      <w:rPr>
+        <w:rFonts w:ascii="Wingdings" w:hAnsi="Wingdings" w:hint="default"/>
+        <w:sz w:val="20"/>
+      </w:rPr>
+    </w:lvl>
+    <w:lvl w:ilvl="3" w:tentative="1">
+      <w:start w:val="1"/>
+      <w:numFmt w:val="bullet"/>
+      <w:lvlText w:val=""/>
+      <w:lvlJc w:val="left"/>
+      <w:pPr>
+        <w:tabs>
+          <w:tab w:val="num" w:pos="2880"/>
+        </w:tabs>
+        <w:ind w:left="2880" w:hanging="360"/>
+      </w:pPr>
+      <w:rPr>
+        <w:rFonts w:ascii="Wingdings" w:hAnsi="Wingdings" w:hint="default"/>
+        <w:sz w:val="20"/>
+      </w:rPr>
+    </w:lvl>
+    <w:lvl w:ilvl="4" w:tentative="1">
+      <w:start w:val="1"/>
+      <w:numFmt w:val="bullet"/>
+      <w:lvlText w:val=""/>
+      <w:lvlJc w:val="left"/>
+      <w:pPr>
+        <w:tabs>
+          <w:tab w:val="num" w:pos="3600"/>
+        </w:tabs>
+        <w:ind w:left="3600" w:hanging="360"/>
+      </w:pPr>
+      <w:rPr>
+        <w:rFonts w:ascii="Wingdings" w:hAnsi="Wingdings" w:hint="default"/>
+        <w:sz w:val="20"/>
+      </w:rPr>
+    </w:lvl>
+    <w:lvl w:ilvl="5" w:tentative="1">
+      <w:start w:val="1"/>
+      <w:numFmt w:val="bullet"/>
+      <w:lvlText w:val=""/>
+      <w:lvlJc w:val="left"/>
+      <w:pPr>
+        <w:tabs>
+          <w:tab w:val="num" w:pos="4320"/>
+        </w:tabs>
+        <w:ind w:left="4320" w:hanging="360"/>
+      </w:pPr>
+      <w:rPr>
+        <w:rFonts w:ascii="Wingdings" w:hAnsi="Wingdings" w:hint="default"/>
+        <w:sz w:val="20"/>
+      </w:rPr>
+    </w:lvl>
+    <w:lvl w:ilvl="6" w:tentative="1">
+      <w:start w:val="1"/>
+      <w:numFmt w:val="bullet"/>
+      <w:lvlText w:val=""/>
+      <w:lvlJc w:val="left"/>
+      <w:pPr>
+        <w:tabs>
+          <w:tab w:val="num" w:pos="5040"/>
+        </w:tabs>
+        <w:ind w:left="5040" w:hanging="360"/>
+      </w:pPr>
+      <w:rPr>
+        <w:rFonts w:ascii="Wingdings" w:hAnsi="Wingdings" w:hint="default"/>
+        <w:sz w:val="20"/>
+      </w:rPr>
+    </w:lvl>
+    <w:lvl w:ilvl="7" w:tentative="1">
+      <w:start w:val="1"/>
+      <w:numFmt w:val="bullet"/>
+      <w:lvlText w:val=""/>
+      <w:lvlJc w:val="left"/>
+      <w:pPr>
+        <w:tabs>
+          <w:tab w:val="num" w:pos="5760"/>
+        </w:tabs>
+        <w:ind w:left="5760" w:hanging="360"/>
+      </w:pPr>
+      <w:rPr>
+        <w:rFonts w:ascii="Wingdings" w:hAnsi="Wingdings" w:hint="default"/>
+        <w:sz w:val="20"/>
+      </w:rPr>
+    </w:lvl>
+    <w:lvl w:ilvl="8" w:tentative="1">
+      <w:start w:val="1"/>
+      <w:numFmt w:val="bullet"/>
+      <w:lvlText w:val=""/>
+      <w:lvlJc w:val="left"/>
+      <w:pPr>
+        <w:tabs>
+          <w:tab w:val="num" w:pos="6480"/>
+        </w:tabs>
+        <w:ind w:left="6480" w:hanging="360"/>
+      </w:pPr>
+      <w:rPr>
+        <w:rFonts w:ascii="Wingdings" w:hAnsi="Wingdings" w:hint="default"/>
+        <w:sz w:val="20"/>
+      </w:rPr>
+    </w:lvl>
+  </w:abstractNum>
+  <w:abstractNum w:abstractNumId="5" w15:restartNumberingAfterBreak="0">
     <w:nsid w:val="42B60ADC"/>
     <w:multiLevelType w:val="multilevel"/>
     <w:tmpl w:val="9CE46FE2"/>
@@ -1488,7 +3194,120 @@
       </w:pPr>
     </w:lvl>
   </w:abstractNum>
-  <w:abstractNum w:abstractNumId="3" w15:restartNumberingAfterBreak="0">
+  <w:abstractNum w:abstractNumId="6" w15:restartNumberingAfterBreak="0">
+    <w:nsid w:val="46EA53E7"/>
+    <w:multiLevelType w:val="multilevel"/>
+    <w:tmpl w:val="1F2052C2"/>
+    <w:lvl w:ilvl="0">
+      <w:start w:val="1"/>
+      <w:numFmt w:val="decimal"/>
+      <w:lvlText w:val="%1."/>
+      <w:lvlJc w:val="left"/>
+      <w:pPr>
+        <w:tabs>
+          <w:tab w:val="num" w:pos="720"/>
+        </w:tabs>
+        <w:ind w:left="720" w:hanging="360"/>
+      </w:pPr>
+    </w:lvl>
+    <w:lvl w:ilvl="1" w:tentative="1">
+      <w:start w:val="1"/>
+      <w:numFmt w:val="decimal"/>
+      <w:lvlText w:val="%2."/>
+      <w:lvlJc w:val="left"/>
+      <w:pPr>
+        <w:tabs>
+          <w:tab w:val="num" w:pos="1440"/>
+        </w:tabs>
+        <w:ind w:left="1440" w:hanging="360"/>
+      </w:pPr>
+    </w:lvl>
+    <w:lvl w:ilvl="2" w:tentative="1">
+      <w:start w:val="1"/>
+      <w:numFmt w:val="decimal"/>
+      <w:lvlText w:val="%3."/>
+      <w:lvlJc w:val="left"/>
+      <w:pPr>
+        <w:tabs>
+          <w:tab w:val="num" w:pos="2160"/>
+        </w:tabs>
+        <w:ind w:left="2160" w:hanging="360"/>
+      </w:pPr>
+    </w:lvl>
+    <w:lvl w:ilvl="3" w:tentative="1">
+      <w:start w:val="1"/>
+      <w:numFmt w:val="decimal"/>
+      <w:lvlText w:val="%4."/>
+      <w:lvlJc w:val="left"/>
+      <w:pPr>
+        <w:tabs>
+          <w:tab w:val="num" w:pos="2880"/>
+        </w:tabs>
+        <w:ind w:left="2880" w:hanging="360"/>
+      </w:pPr>
+    </w:lvl>
+    <w:lvl w:ilvl="4" w:tentative="1">
+      <w:start w:val="1"/>
+      <w:numFmt w:val="decimal"/>
+      <w:lvlText w:val="%5."/>
+      <w:lvlJc w:val="left"/>
+      <w:pPr>
+        <w:tabs>
+          <w:tab w:val="num" w:pos="3600"/>
+        </w:tabs>
+        <w:ind w:left="3600" w:hanging="360"/>
+      </w:pPr>
+    </w:lvl>
+    <w:lvl w:ilvl="5" w:tentative="1">
+      <w:start w:val="1"/>
+      <w:numFmt w:val="decimal"/>
+      <w:lvlText w:val="%6."/>
+      <w:lvlJc w:val="left"/>
+      <w:pPr>
+        <w:tabs>
+          <w:tab w:val="num" w:pos="4320"/>
+        </w:tabs>
+        <w:ind w:left="4320" w:hanging="360"/>
+      </w:pPr>
+    </w:lvl>
+    <w:lvl w:ilvl="6" w:tentative="1">
+      <w:start w:val="1"/>
+      <w:numFmt w:val="decimal"/>
+      <w:lvlText w:val="%7."/>
+      <w:lvlJc w:val="left"/>
+      <w:pPr>
+        <w:tabs>
+          <w:tab w:val="num" w:pos="5040"/>
+        </w:tabs>
+        <w:ind w:left="5040" w:hanging="360"/>
+      </w:pPr>
+    </w:lvl>
+    <w:lvl w:ilvl="7" w:tentative="1">
+      <w:start w:val="1"/>
+      <w:numFmt w:val="decimal"/>
+      <w:lvlText w:val="%8."/>
+      <w:lvlJc w:val="left"/>
+      <w:pPr>
+        <w:tabs>
+          <w:tab w:val="num" w:pos="5760"/>
+        </w:tabs>
+        <w:ind w:left="5760" w:hanging="360"/>
+      </w:pPr>
+    </w:lvl>
+    <w:lvl w:ilvl="8" w:tentative="1">
+      <w:start w:val="1"/>
+      <w:numFmt w:val="decimal"/>
+      <w:lvlText w:val="%9."/>
+      <w:lvlJc w:val="left"/>
+      <w:pPr>
+        <w:tabs>
+          <w:tab w:val="num" w:pos="6480"/>
+        </w:tabs>
+        <w:ind w:left="6480" w:hanging="360"/>
+      </w:pPr>
+    </w:lvl>
+  </w:abstractNum>
+  <w:abstractNum w:abstractNumId="7" w15:restartNumberingAfterBreak="0">
     <w:nsid w:val="4CC2780D"/>
     <w:multiLevelType w:val="multilevel"/>
     <w:tmpl w:val="CF8810AC"/>
@@ -1637,7 +3456,120 @@
       </w:rPr>
     </w:lvl>
   </w:abstractNum>
-  <w:abstractNum w:abstractNumId="4" w15:restartNumberingAfterBreak="0">
+  <w:abstractNum w:abstractNumId="8" w15:restartNumberingAfterBreak="0">
+    <w:nsid w:val="50481828"/>
+    <w:multiLevelType w:val="multilevel"/>
+    <w:tmpl w:val="B998AF38"/>
+    <w:lvl w:ilvl="0">
+      <w:start w:val="1"/>
+      <w:numFmt w:val="decimal"/>
+      <w:lvlText w:val="%1."/>
+      <w:lvlJc w:val="left"/>
+      <w:pPr>
+        <w:tabs>
+          <w:tab w:val="num" w:pos="720"/>
+        </w:tabs>
+        <w:ind w:left="720" w:hanging="360"/>
+      </w:pPr>
+    </w:lvl>
+    <w:lvl w:ilvl="1" w:tentative="1">
+      <w:start w:val="1"/>
+      <w:numFmt w:val="decimal"/>
+      <w:lvlText w:val="%2."/>
+      <w:lvlJc w:val="left"/>
+      <w:pPr>
+        <w:tabs>
+          <w:tab w:val="num" w:pos="1440"/>
+        </w:tabs>
+        <w:ind w:left="1440" w:hanging="360"/>
+      </w:pPr>
+    </w:lvl>
+    <w:lvl w:ilvl="2" w:tentative="1">
+      <w:start w:val="1"/>
+      <w:numFmt w:val="decimal"/>
+      <w:lvlText w:val="%3."/>
+      <w:lvlJc w:val="left"/>
+      <w:pPr>
+        <w:tabs>
+          <w:tab w:val="num" w:pos="2160"/>
+        </w:tabs>
+        <w:ind w:left="2160" w:hanging="360"/>
+      </w:pPr>
+    </w:lvl>
+    <w:lvl w:ilvl="3" w:tentative="1">
+      <w:start w:val="1"/>
+      <w:numFmt w:val="decimal"/>
+      <w:lvlText w:val="%4."/>
+      <w:lvlJc w:val="left"/>
+      <w:pPr>
+        <w:tabs>
+          <w:tab w:val="num" w:pos="2880"/>
+        </w:tabs>
+        <w:ind w:left="2880" w:hanging="360"/>
+      </w:pPr>
+    </w:lvl>
+    <w:lvl w:ilvl="4" w:tentative="1">
+      <w:start w:val="1"/>
+      <w:numFmt w:val="decimal"/>
+      <w:lvlText w:val="%5."/>
+      <w:lvlJc w:val="left"/>
+      <w:pPr>
+        <w:tabs>
+          <w:tab w:val="num" w:pos="3600"/>
+        </w:tabs>
+        <w:ind w:left="3600" w:hanging="360"/>
+      </w:pPr>
+    </w:lvl>
+    <w:lvl w:ilvl="5" w:tentative="1">
+      <w:start w:val="1"/>
+      <w:numFmt w:val="decimal"/>
+      <w:lvlText w:val="%6."/>
+      <w:lvlJc w:val="left"/>
+      <w:pPr>
+        <w:tabs>
+          <w:tab w:val="num" w:pos="4320"/>
+        </w:tabs>
+        <w:ind w:left="4320" w:hanging="360"/>
+      </w:pPr>
+    </w:lvl>
+    <w:lvl w:ilvl="6" w:tentative="1">
+      <w:start w:val="1"/>
+      <w:numFmt w:val="decimal"/>
+      <w:lvlText w:val="%7."/>
+      <w:lvlJc w:val="left"/>
+      <w:pPr>
+        <w:tabs>
+          <w:tab w:val="num" w:pos="5040"/>
+        </w:tabs>
+        <w:ind w:left="5040" w:hanging="360"/>
+      </w:pPr>
+    </w:lvl>
+    <w:lvl w:ilvl="7" w:tentative="1">
+      <w:start w:val="1"/>
+      <w:numFmt w:val="decimal"/>
+      <w:lvlText w:val="%8."/>
+      <w:lvlJc w:val="left"/>
+      <w:pPr>
+        <w:tabs>
+          <w:tab w:val="num" w:pos="5760"/>
+        </w:tabs>
+        <w:ind w:left="5760" w:hanging="360"/>
+      </w:pPr>
+    </w:lvl>
+    <w:lvl w:ilvl="8" w:tentative="1">
+      <w:start w:val="1"/>
+      <w:numFmt w:val="decimal"/>
+      <w:lvlText w:val="%9."/>
+      <w:lvlJc w:val="left"/>
+      <w:pPr>
+        <w:tabs>
+          <w:tab w:val="num" w:pos="6480"/>
+        </w:tabs>
+        <w:ind w:left="6480" w:hanging="360"/>
+      </w:pPr>
+    </w:lvl>
+  </w:abstractNum>
+  <w:abstractNum w:abstractNumId="9" w15:restartNumberingAfterBreak="0">
     <w:nsid w:val="508F416D"/>
     <w:multiLevelType w:val="multilevel"/>
     <w:tmpl w:val="492A36BA"/>
@@ -1786,7 +3718,7 @@
       </w:rPr>
     </w:lvl>
   </w:abstractNum>
-  <w:abstractNum w:abstractNumId="5" w15:restartNumberingAfterBreak="0">
+  <w:abstractNum w:abstractNumId="10" w15:restartNumberingAfterBreak="0">
     <w:nsid w:val="53716F13"/>
     <w:multiLevelType w:val="multilevel"/>
     <w:tmpl w:val="E36427F0"/>
@@ -1935,7 +3867,120 @@
       </w:rPr>
     </w:lvl>
   </w:abstractNum>
-  <w:abstractNum w:abstractNumId="6" w15:restartNumberingAfterBreak="0">
+  <w:abstractNum w:abstractNumId="11" w15:restartNumberingAfterBreak="0">
+    <w:nsid w:val="5A511BB9"/>
+    <w:multiLevelType w:val="multilevel"/>
+    <w:tmpl w:val="671AADB8"/>
+    <w:lvl w:ilvl="0">
+      <w:start w:val="1"/>
+      <w:numFmt w:val="decimal"/>
+      <w:lvlText w:val="%1."/>
+      <w:lvlJc w:val="left"/>
+      <w:pPr>
+        <w:tabs>
+          <w:tab w:val="num" w:pos="720"/>
+        </w:tabs>
+        <w:ind w:left="720" w:hanging="360"/>
+      </w:pPr>
+    </w:lvl>
+    <w:lvl w:ilvl="1" w:tentative="1">
+      <w:start w:val="1"/>
+      <w:numFmt w:val="decimal"/>
+      <w:lvlText w:val="%2."/>
+      <w:lvlJc w:val="left"/>
+      <w:pPr>
+        <w:tabs>
+          <w:tab w:val="num" w:pos="1440"/>
+        </w:tabs>
+        <w:ind w:left="1440" w:hanging="360"/>
+      </w:pPr>
+    </w:lvl>
+    <w:lvl w:ilvl="2" w:tentative="1">
+      <w:start w:val="1"/>
+      <w:numFmt w:val="decimal"/>
+      <w:lvlText w:val="%3."/>
+      <w:lvlJc w:val="left"/>
+      <w:pPr>
+        <w:tabs>
+          <w:tab w:val="num" w:pos="2160"/>
+        </w:tabs>
+        <w:ind w:left="2160" w:hanging="360"/>
+      </w:pPr>
+    </w:lvl>
+    <w:lvl w:ilvl="3" w:tentative="1">
+      <w:start w:val="1"/>
+      <w:numFmt w:val="decimal"/>
+      <w:lvlText w:val="%4."/>
+      <w:lvlJc w:val="left"/>
+      <w:pPr>
+        <w:tabs>
+          <w:tab w:val="num" w:pos="2880"/>
+        </w:tabs>
+        <w:ind w:left="2880" w:hanging="360"/>
+      </w:pPr>
+    </w:lvl>
+    <w:lvl w:ilvl="4" w:tentative="1">
+      <w:start w:val="1"/>
+      <w:numFmt w:val="decimal"/>
+      <w:lvlText w:val="%5."/>
+      <w:lvlJc w:val="left"/>
+      <w:pPr>
+        <w:tabs>
+          <w:tab w:val="num" w:pos="3600"/>
+        </w:tabs>
+        <w:ind w:left="3600" w:hanging="360"/>
+      </w:pPr>
+    </w:lvl>
+    <w:lvl w:ilvl="5" w:tentative="1">
+      <w:start w:val="1"/>
+      <w:numFmt w:val="decimal"/>
+      <w:lvlText w:val="%6."/>
+      <w:lvlJc w:val="left"/>
+      <w:pPr>
+        <w:tabs>
+          <w:tab w:val="num" w:pos="4320"/>
+        </w:tabs>
+        <w:ind w:left="4320" w:hanging="360"/>
+      </w:pPr>
+    </w:lvl>
+    <w:lvl w:ilvl="6" w:tentative="1">
+      <w:start w:val="1"/>
+      <w:numFmt w:val="decimal"/>
+      <w:lvlText w:val="%7."/>
+      <w:lvlJc w:val="left"/>
+      <w:pPr>
+        <w:tabs>
+          <w:tab w:val="num" w:pos="5040"/>
+        </w:tabs>
+        <w:ind w:left="5040" w:hanging="360"/>
+      </w:pPr>
+    </w:lvl>
+    <w:lvl w:ilvl="7" w:tentative="1">
+      <w:start w:val="1"/>
+      <w:numFmt w:val="decimal"/>
+      <w:lvlText w:val="%8."/>
+      <w:lvlJc w:val="left"/>
+      <w:pPr>
+        <w:tabs>
+          <w:tab w:val="num" w:pos="5760"/>
+        </w:tabs>
+        <w:ind w:left="5760" w:hanging="360"/>
+      </w:pPr>
+    </w:lvl>
+    <w:lvl w:ilvl="8" w:tentative="1">
+      <w:start w:val="1"/>
+      <w:numFmt w:val="decimal"/>
+      <w:lvlText w:val="%9."/>
+      <w:lvlJc w:val="left"/>
+      <w:pPr>
+        <w:tabs>
+          <w:tab w:val="num" w:pos="6480"/>
+        </w:tabs>
+        <w:ind w:left="6480" w:hanging="360"/>
+      </w:pPr>
+    </w:lvl>
+  </w:abstractNum>
+  <w:abstractNum w:abstractNumId="12" w15:restartNumberingAfterBreak="0">
     <w:nsid w:val="5FF75560"/>
     <w:multiLevelType w:val="multilevel"/>
     <w:tmpl w:val="F9B2BD10"/>
@@ -2084,7 +4129,418 @@
       </w:rPr>
     </w:lvl>
   </w:abstractNum>
-  <w:abstractNum w:abstractNumId="7" w15:restartNumberingAfterBreak="0">
+  <w:abstractNum w:abstractNumId="13" w15:restartNumberingAfterBreak="0">
+    <w:nsid w:val="62174F27"/>
+    <w:multiLevelType w:val="multilevel"/>
+    <w:tmpl w:val="8140044C"/>
+    <w:lvl w:ilvl="0">
+      <w:start w:val="1"/>
+      <w:numFmt w:val="bullet"/>
+      <w:lvlText w:val=""/>
+      <w:lvlJc w:val="left"/>
+      <w:pPr>
+        <w:tabs>
+          <w:tab w:val="num" w:pos="720"/>
+        </w:tabs>
+        <w:ind w:left="720" w:hanging="360"/>
+      </w:pPr>
+      <w:rPr>
+        <w:rFonts w:ascii="Symbol" w:hAnsi="Symbol" w:hint="default"/>
+        <w:sz w:val="20"/>
+      </w:rPr>
+    </w:lvl>
+    <w:lvl w:ilvl="1" w:tentative="1">
+      <w:start w:val="1"/>
+      <w:numFmt w:val="bullet"/>
+      <w:lvlText w:val="o"/>
+      <w:lvlJc w:val="left"/>
+      <w:pPr>
+        <w:tabs>
+          <w:tab w:val="num" w:pos="1440"/>
+        </w:tabs>
+        <w:ind w:left="1440" w:hanging="360"/>
+      </w:pPr>
+      <w:rPr>
+        <w:rFonts w:ascii="Courier New" w:hAnsi="Courier New" w:hint="default"/>
+        <w:sz w:val="20"/>
+      </w:rPr>
+    </w:lvl>
+    <w:lvl w:ilvl="2" w:tentative="1">
+      <w:start w:val="1"/>
+      <w:numFmt w:val="bullet"/>
+      <w:lvlText w:val=""/>
+      <w:lvlJc w:val="left"/>
+      <w:pPr>
+        <w:tabs>
+          <w:tab w:val="num" w:pos="2160"/>
+        </w:tabs>
+        <w:ind w:left="2160" w:hanging="360"/>
+      </w:pPr>
+      <w:rPr>
+        <w:rFonts w:ascii="Wingdings" w:hAnsi="Wingdings" w:hint="default"/>
+        <w:sz w:val="20"/>
+      </w:rPr>
+    </w:lvl>
+    <w:lvl w:ilvl="3" w:tentative="1">
+      <w:start w:val="1"/>
+      <w:numFmt w:val="bullet"/>
+      <w:lvlText w:val=""/>
+      <w:lvlJc w:val="left"/>
+      <w:pPr>
+        <w:tabs>
+          <w:tab w:val="num" w:pos="2880"/>
+        </w:tabs>
+        <w:ind w:left="2880" w:hanging="360"/>
+      </w:pPr>
+      <w:rPr>
+        <w:rFonts w:ascii="Wingdings" w:hAnsi="Wingdings" w:hint="default"/>
+        <w:sz w:val="20"/>
+      </w:rPr>
+    </w:lvl>
+    <w:lvl w:ilvl="4" w:tentative="1">
+      <w:start w:val="1"/>
+      <w:numFmt w:val="bullet"/>
+      <w:lvlText w:val=""/>
+      <w:lvlJc w:val="left"/>
+      <w:pPr>
+        <w:tabs>
+          <w:tab w:val="num" w:pos="3600"/>
+        </w:tabs>
+        <w:ind w:left="3600" w:hanging="360"/>
+      </w:pPr>
+      <w:rPr>
+        <w:rFonts w:ascii="Wingdings" w:hAnsi="Wingdings" w:hint="default"/>
+        <w:sz w:val="20"/>
+      </w:rPr>
+    </w:lvl>
+    <w:lvl w:ilvl="5" w:tentative="1">
+      <w:start w:val="1"/>
+      <w:numFmt w:val="bullet"/>
+      <w:lvlText w:val=""/>
+      <w:lvlJc w:val="left"/>
+      <w:pPr>
+        <w:tabs>
+          <w:tab w:val="num" w:pos="4320"/>
+        </w:tabs>
+        <w:ind w:left="4320" w:hanging="360"/>
+      </w:pPr>
+      <w:rPr>
+        <w:rFonts w:ascii="Wingdings" w:hAnsi="Wingdings" w:hint="default"/>
+        <w:sz w:val="20"/>
+      </w:rPr>
+    </w:lvl>
+    <w:lvl w:ilvl="6" w:tentative="1">
+      <w:start w:val="1"/>
+      <w:numFmt w:val="bullet"/>
+      <w:lvlText w:val=""/>
+      <w:lvlJc w:val="left"/>
+      <w:pPr>
+        <w:tabs>
+          <w:tab w:val="num" w:pos="5040"/>
+        </w:tabs>
+        <w:ind w:left="5040" w:hanging="360"/>
+      </w:pPr>
+      <w:rPr>
+        <w:rFonts w:ascii="Wingdings" w:hAnsi="Wingdings" w:hint="default"/>
+        <w:sz w:val="20"/>
+      </w:rPr>
+    </w:lvl>
+    <w:lvl w:ilvl="7" w:tentative="1">
+      <w:start w:val="1"/>
+      <w:numFmt w:val="bullet"/>
+      <w:lvlText w:val=""/>
+      <w:lvlJc w:val="left"/>
+      <w:pPr>
+        <w:tabs>
+          <w:tab w:val="num" w:pos="5760"/>
+        </w:tabs>
+        <w:ind w:left="5760" w:hanging="360"/>
+      </w:pPr>
+      <w:rPr>
+        <w:rFonts w:ascii="Wingdings" w:hAnsi="Wingdings" w:hint="default"/>
+        <w:sz w:val="20"/>
+      </w:rPr>
+    </w:lvl>
+    <w:lvl w:ilvl="8" w:tentative="1">
+      <w:start w:val="1"/>
+      <w:numFmt w:val="bullet"/>
+      <w:lvlText w:val=""/>
+      <w:lvlJc w:val="left"/>
+      <w:pPr>
+        <w:tabs>
+          <w:tab w:val="num" w:pos="6480"/>
+        </w:tabs>
+        <w:ind w:left="6480" w:hanging="360"/>
+      </w:pPr>
+      <w:rPr>
+        <w:rFonts w:ascii="Wingdings" w:hAnsi="Wingdings" w:hint="default"/>
+        <w:sz w:val="20"/>
+      </w:rPr>
+    </w:lvl>
+  </w:abstractNum>
+  <w:abstractNum w:abstractNumId="14" w15:restartNumberingAfterBreak="0">
+    <w:nsid w:val="77D85A84"/>
+    <w:multiLevelType w:val="multilevel"/>
+    <w:tmpl w:val="9CF6FA98"/>
+    <w:lvl w:ilvl="0">
+      <w:start w:val="1"/>
+      <w:numFmt w:val="bullet"/>
+      <w:lvlText w:val=""/>
+      <w:lvlJc w:val="left"/>
+      <w:pPr>
+        <w:tabs>
+          <w:tab w:val="num" w:pos="720"/>
+        </w:tabs>
+        <w:ind w:left="720" w:hanging="360"/>
+      </w:pPr>
+      <w:rPr>
+        <w:rFonts w:ascii="Symbol" w:hAnsi="Symbol" w:hint="default"/>
+        <w:sz w:val="20"/>
+      </w:rPr>
+    </w:lvl>
+    <w:lvl w:ilvl="1" w:tentative="1">
+      <w:start w:val="1"/>
+      <w:numFmt w:val="bullet"/>
+      <w:lvlText w:val="o"/>
+      <w:lvlJc w:val="left"/>
+      <w:pPr>
+        <w:tabs>
+          <w:tab w:val="num" w:pos="1440"/>
+        </w:tabs>
+        <w:ind w:left="1440" w:hanging="360"/>
+      </w:pPr>
+      <w:rPr>
+        <w:rFonts w:ascii="Courier New" w:hAnsi="Courier New" w:hint="default"/>
+        <w:sz w:val="20"/>
+      </w:rPr>
+    </w:lvl>
+    <w:lvl w:ilvl="2" w:tentative="1">
+      <w:start w:val="1"/>
+      <w:numFmt w:val="bullet"/>
+      <w:lvlText w:val=""/>
+      <w:lvlJc w:val="left"/>
+      <w:pPr>
+        <w:tabs>
+          <w:tab w:val="num" w:pos="2160"/>
+        </w:tabs>
+        <w:ind w:left="2160" w:hanging="360"/>
+      </w:pPr>
+      <w:rPr>
+        <w:rFonts w:ascii="Wingdings" w:hAnsi="Wingdings" w:hint="default"/>
+        <w:sz w:val="20"/>
+      </w:rPr>
+    </w:lvl>
+    <w:lvl w:ilvl="3" w:tentative="1">
+      <w:start w:val="1"/>
+      <w:numFmt w:val="bullet"/>
+      <w:lvlText w:val=""/>
+      <w:lvlJc w:val="left"/>
+      <w:pPr>
+        <w:tabs>
+          <w:tab w:val="num" w:pos="2880"/>
+        </w:tabs>
+        <w:ind w:left="2880" w:hanging="360"/>
+      </w:pPr>
+      <w:rPr>
+        <w:rFonts w:ascii="Wingdings" w:hAnsi="Wingdings" w:hint="default"/>
+        <w:sz w:val="20"/>
+      </w:rPr>
+    </w:lvl>
+    <w:lvl w:ilvl="4" w:tentative="1">
+      <w:start w:val="1"/>
+      <w:numFmt w:val="bullet"/>
+      <w:lvlText w:val=""/>
+      <w:lvlJc w:val="left"/>
+      <w:pPr>
+        <w:tabs>
+          <w:tab w:val="num" w:pos="3600"/>
+        </w:tabs>
+        <w:ind w:left="3600" w:hanging="360"/>
+      </w:pPr>
+      <w:rPr>
+        <w:rFonts w:ascii="Wingdings" w:hAnsi="Wingdings" w:hint="default"/>
+        <w:sz w:val="20"/>
+      </w:rPr>
+    </w:lvl>
+    <w:lvl w:ilvl="5" w:tentative="1">
+      <w:start w:val="1"/>
+      <w:numFmt w:val="bullet"/>
+      <w:lvlText w:val=""/>
+      <w:lvlJc w:val="left"/>
+      <w:pPr>
+        <w:tabs>
+          <w:tab w:val="num" w:pos="4320"/>
+        </w:tabs>
+        <w:ind w:left="4320" w:hanging="360"/>
+      </w:pPr>
+      <w:rPr>
+        <w:rFonts w:ascii="Wingdings" w:hAnsi="Wingdings" w:hint="default"/>
+        <w:sz w:val="20"/>
+      </w:rPr>
+    </w:lvl>
+    <w:lvl w:ilvl="6" w:tentative="1">
+      <w:start w:val="1"/>
+      <w:numFmt w:val="bullet"/>
+      <w:lvlText w:val=""/>
+      <w:lvlJc w:val="left"/>
+      <w:pPr>
+        <w:tabs>
+          <w:tab w:val="num" w:pos="5040"/>
+        </w:tabs>
+        <w:ind w:left="5040" w:hanging="360"/>
+      </w:pPr>
+      <w:rPr>
+        <w:rFonts w:ascii="Wingdings" w:hAnsi="Wingdings" w:hint="default"/>
+        <w:sz w:val="20"/>
+      </w:rPr>
+    </w:lvl>
+    <w:lvl w:ilvl="7" w:tentative="1">
+      <w:start w:val="1"/>
+      <w:numFmt w:val="bullet"/>
+      <w:lvlText w:val=""/>
+      <w:lvlJc w:val="left"/>
+      <w:pPr>
+        <w:tabs>
+          <w:tab w:val="num" w:pos="5760"/>
+        </w:tabs>
+        <w:ind w:left="5760" w:hanging="360"/>
+      </w:pPr>
+      <w:rPr>
+        <w:rFonts w:ascii="Wingdings" w:hAnsi="Wingdings" w:hint="default"/>
+        <w:sz w:val="20"/>
+      </w:rPr>
+    </w:lvl>
+    <w:lvl w:ilvl="8" w:tentative="1">
+      <w:start w:val="1"/>
+      <w:numFmt w:val="bullet"/>
+      <w:lvlText w:val=""/>
+      <w:lvlJc w:val="left"/>
+      <w:pPr>
+        <w:tabs>
+          <w:tab w:val="num" w:pos="6480"/>
+        </w:tabs>
+        <w:ind w:left="6480" w:hanging="360"/>
+      </w:pPr>
+      <w:rPr>
+        <w:rFonts w:ascii="Wingdings" w:hAnsi="Wingdings" w:hint="default"/>
+        <w:sz w:val="20"/>
+      </w:rPr>
+    </w:lvl>
+  </w:abstractNum>
+  <w:abstractNum w:abstractNumId="15" w15:restartNumberingAfterBreak="0">
+    <w:nsid w:val="7BB772D8"/>
+    <w:multiLevelType w:val="multilevel"/>
+    <w:tmpl w:val="0DF01832"/>
+    <w:lvl w:ilvl="0">
+      <w:start w:val="1"/>
+      <w:numFmt w:val="decimal"/>
+      <w:lvlText w:val="%1."/>
+      <w:lvlJc w:val="left"/>
+      <w:pPr>
+        <w:tabs>
+          <w:tab w:val="num" w:pos="720"/>
+        </w:tabs>
+        <w:ind w:left="720" w:hanging="360"/>
+      </w:pPr>
+    </w:lvl>
+    <w:lvl w:ilvl="1" w:tentative="1">
+      <w:start w:val="1"/>
+      <w:numFmt w:val="decimal"/>
+      <w:lvlText w:val="%2."/>
+      <w:lvlJc w:val="left"/>
+      <w:pPr>
+        <w:tabs>
+          <w:tab w:val="num" w:pos="1440"/>
+        </w:tabs>
+        <w:ind w:left="1440" w:hanging="360"/>
+      </w:pPr>
+    </w:lvl>
+    <w:lvl w:ilvl="2" w:tentative="1">
+      <w:start w:val="1"/>
+      <w:numFmt w:val="decimal"/>
+      <w:lvlText w:val="%3."/>
+      <w:lvlJc w:val="left"/>
+      <w:pPr>
+        <w:tabs>
+          <w:tab w:val="num" w:pos="2160"/>
+        </w:tabs>
+        <w:ind w:left="2160" w:hanging="360"/>
+      </w:pPr>
+    </w:lvl>
+    <w:lvl w:ilvl="3" w:tentative="1">
+      <w:start w:val="1"/>
+      <w:numFmt w:val="decimal"/>
+      <w:lvlText w:val="%4."/>
+      <w:lvlJc w:val="left"/>
+      <w:pPr>
+        <w:tabs>
+          <w:tab w:val="num" w:pos="2880"/>
+        </w:tabs>
+        <w:ind w:left="2880" w:hanging="360"/>
+      </w:pPr>
+    </w:lvl>
+    <w:lvl w:ilvl="4" w:tentative="1">
+      <w:start w:val="1"/>
+      <w:numFmt w:val="decimal"/>
+      <w:lvlText w:val="%5."/>
+      <w:lvlJc w:val="left"/>
+      <w:pPr>
+        <w:tabs>
+          <w:tab w:val="num" w:pos="3600"/>
+        </w:tabs>
+        <w:ind w:left="3600" w:hanging="360"/>
+      </w:pPr>
+    </w:lvl>
+    <w:lvl w:ilvl="5" w:tentative="1">
+      <w:start w:val="1"/>
+      <w:numFmt w:val="decimal"/>
+      <w:lvlText w:val="%6."/>
+      <w:lvlJc w:val="left"/>
+      <w:pPr>
+        <w:tabs>
+          <w:tab w:val="num" w:pos="4320"/>
+        </w:tabs>
+        <w:ind w:left="4320" w:hanging="360"/>
+      </w:pPr>
+    </w:lvl>
+    <w:lvl w:ilvl="6" w:tentative="1">
+      <w:start w:val="1"/>
+      <w:numFmt w:val="decimal"/>
+      <w:lvlText w:val="%7."/>
+      <w:lvlJc w:val="left"/>
+      <w:pPr>
+        <w:tabs>
+          <w:tab w:val="num" w:pos="5040"/>
+        </w:tabs>
+        <w:ind w:left="5040" w:hanging="360"/>
+      </w:pPr>
+    </w:lvl>
+    <w:lvl w:ilvl="7" w:tentative="1">
+      <w:start w:val="1"/>
+      <w:numFmt w:val="decimal"/>
+      <w:lvlText w:val="%8."/>
+      <w:lvlJc w:val="left"/>
+      <w:pPr>
+        <w:tabs>
+          <w:tab w:val="num" w:pos="5760"/>
+        </w:tabs>
+        <w:ind w:left="5760" w:hanging="360"/>
+      </w:pPr>
+    </w:lvl>
+    <w:lvl w:ilvl="8" w:tentative="1">
+      <w:start w:val="1"/>
+      <w:numFmt w:val="decimal"/>
+      <w:lvlText w:val="%9."/>
+      <w:lvlJc w:val="left"/>
+      <w:pPr>
+        <w:tabs>
+          <w:tab w:val="num" w:pos="6480"/>
+        </w:tabs>
+        <w:ind w:left="6480" w:hanging="360"/>
+      </w:pPr>
+    </w:lvl>
+  </w:abstractNum>
+  <w:abstractNum w:abstractNumId="16" w15:restartNumberingAfterBreak="0">
     <w:nsid w:val="7DE750BD"/>
     <w:multiLevelType w:val="multilevel"/>
     <w:tmpl w:val="5B2AE362"/>
@@ -2234,28 +4690,55 @@
     </w:lvl>
   </w:abstractNum>
   <w:num w:numId="1" w16cid:durableId="1761170247">
-    <w:abstractNumId w:val="3"/>
+    <w:abstractNumId w:val="7"/>
   </w:num>
   <w:num w:numId="2" w16cid:durableId="1336809915">
-    <w:abstractNumId w:val="5"/>
+    <w:abstractNumId w:val="10"/>
   </w:num>
   <w:num w:numId="3" w16cid:durableId="1961649402">
-    <w:abstractNumId w:val="4"/>
+    <w:abstractNumId w:val="9"/>
   </w:num>
   <w:num w:numId="4" w16cid:durableId="1787429296">
     <w:abstractNumId w:val="1"/>
   </w:num>
   <w:num w:numId="5" w16cid:durableId="1532188192">
-    <w:abstractNumId w:val="7"/>
+    <w:abstractNumId w:val="16"/>
   </w:num>
   <w:num w:numId="6" w16cid:durableId="1699965195">
-    <w:abstractNumId w:val="2"/>
+    <w:abstractNumId w:val="5"/>
   </w:num>
   <w:num w:numId="7" w16cid:durableId="583495175">
     <w:abstractNumId w:val="0"/>
   </w:num>
   <w:num w:numId="8" w16cid:durableId="1115440045">
+    <w:abstractNumId w:val="12"/>
+  </w:num>
+  <w:num w:numId="9" w16cid:durableId="227301019">
+    <w:abstractNumId w:val="14"/>
+  </w:num>
+  <w:num w:numId="10" w16cid:durableId="1086267448">
+    <w:abstractNumId w:val="8"/>
+  </w:num>
+  <w:num w:numId="11" w16cid:durableId="571083814">
     <w:abstractNumId w:val="6"/>
+  </w:num>
+  <w:num w:numId="12" w16cid:durableId="440344062">
+    <w:abstractNumId w:val="4"/>
+  </w:num>
+  <w:num w:numId="13" w16cid:durableId="267004769">
+    <w:abstractNumId w:val="13"/>
+  </w:num>
+  <w:num w:numId="14" w16cid:durableId="1908766057">
+    <w:abstractNumId w:val="11"/>
+  </w:num>
+  <w:num w:numId="15" w16cid:durableId="1283341623">
+    <w:abstractNumId w:val="15"/>
+  </w:num>
+  <w:num w:numId="16" w16cid:durableId="1504585693">
+    <w:abstractNumId w:val="2"/>
+  </w:num>
+  <w:num w:numId="17" w16cid:durableId="539515676">
+    <w:abstractNumId w:val="3"/>
   </w:num>
 </w:numbering>
 </file>
